--- a/ABL/Resumo_Progress_ABL.docx
+++ b/ABL/Resumo_Progress_ABL.docx
@@ -113,22 +113,200 @@
           <w:szCs w:val="28"/>
         </w:rPr>
       </w:pPr>
-    </w:p>
-    <w:p>
-      <w:pPr>
-        <w:rPr>
-          <w:sz w:val="28"/>
-          <w:szCs w:val="28"/>
-        </w:rPr>
-      </w:pPr>
-    </w:p>
-    <w:p>
-      <w:pPr>
-        <w:rPr>
-          <w:sz w:val="28"/>
-          <w:szCs w:val="28"/>
-        </w:rPr>
-      </w:pPr>
+      <w:r>
+        <w:rPr>
+          <w:sz w:val="28"/>
+          <w:szCs w:val="28"/>
+        </w:rPr>
+        <w:t xml:space="preserve">CASE STATEMENT </w:t>
+      </w:r>
+    </w:p>
+    <w:p>
+      <w:pPr>
+        <w:rPr>
+          <w:sz w:val="28"/>
+          <w:szCs w:val="28"/>
+        </w:rPr>
+      </w:pPr>
+      <w:r>
+        <w:rPr>
+          <w:sz w:val="28"/>
+          <w:szCs w:val="28"/>
+        </w:rPr>
+        <w:t>A instrução CASE fornece uma decisão com múltiplas ramificações com base no valor de uma única expressão. Você pode especificar várias condições, cada uma com seu próprio código, e executar o código quando uma condição for verdadeira. Cada condição é definida em uma seção WHEN</w:t>
+      </w:r>
+      <w:r>
+        <w:rPr>
+          <w:sz w:val="28"/>
+          <w:szCs w:val="28"/>
+        </w:rPr>
+        <w:t xml:space="preserve"> THEN. Além disso, você pode defini uma OTHERWISE seção para lidar com quaisquer condições que não estejam explicitamente definidas.</w:t>
+      </w:r>
+    </w:p>
+    <w:p>
+      <w:pPr>
+        <w:rPr>
+          <w:sz w:val="28"/>
+          <w:szCs w:val="28"/>
+        </w:rPr>
+      </w:pPr>
+      <w:r>
+        <w:rPr>
+          <w:sz w:val="28"/>
+          <w:szCs w:val="28"/>
+        </w:rPr>
+        <w:t xml:space="preserve">A instrução CASE é excelente para deixar o código mais legível e limpo, substituindo longas </w:t>
+      </w:r>
+      <w:r>
+        <w:rPr>
+          <w:sz w:val="28"/>
+          <w:szCs w:val="28"/>
+        </w:rPr>
+        <w:t>cadeias de IF, ELSE IF, ELSE. Ela avalia a expressão uma única vez e vai direto para a ramificação correspondente, o que também pode trazer pequenos ganhos de performance.</w:t>
+      </w:r>
+    </w:p>
+    <w:p>
+      <w:pPr>
+        <w:rPr>
+          <w:sz w:val="28"/>
+          <w:szCs w:val="28"/>
+        </w:rPr>
+      </w:pPr>
+    </w:p>
+    <w:p>
+      <w:pPr>
+        <w:rPr>
+          <w:sz w:val="28"/>
+          <w:szCs w:val="28"/>
+        </w:rPr>
+      </w:pPr>
+    </w:p>
+    <w:p>
+      <w:pPr>
+        <w:rPr>
+          <w:sz w:val="28"/>
+          <w:szCs w:val="28"/>
+        </w:rPr>
+      </w:pPr>
+    </w:p>
+    <w:p>
+      <w:pPr>
+        <w:rPr>
+          <w:sz w:val="28"/>
+          <w:szCs w:val="28"/>
+        </w:rPr>
+      </w:pPr>
+    </w:p>
+    <w:p>
+      <w:pPr>
+        <w:rPr>
+          <w:sz w:val="28"/>
+          <w:szCs w:val="28"/>
+        </w:rPr>
+      </w:pPr>
+      <w:r>
+        <w:rPr>
+          <w:sz w:val="28"/>
+          <w:szCs w:val="28"/>
+        </w:rPr>
+        <w:lastRenderedPageBreak/>
+        <w:t>Principais Regras do CASE no Progress:</w:t>
+      </w:r>
+    </w:p>
+    <w:p>
+      <w:pPr>
+        <w:rPr>
+          <w:sz w:val="28"/>
+          <w:szCs w:val="28"/>
+        </w:rPr>
+      </w:pPr>
+    </w:p>
+    <w:p>
+      <w:pPr>
+        <w:rPr>
+          <w:sz w:val="28"/>
+          <w:szCs w:val="28"/>
+        </w:rPr>
+      </w:pPr>
+      <w:r>
+        <w:rPr>
+          <w:sz w:val="28"/>
+          <w:szCs w:val="28"/>
+        </w:rPr>
+        <w:t>Tipagem rigorosa: A variável analisada e os valores do</w:t>
+      </w:r>
+      <w:r>
+        <w:rPr>
+          <w:sz w:val="28"/>
+          <w:szCs w:val="28"/>
+        </w:rPr>
+        <w:t>s</w:t>
+      </w:r>
+      <w:r>
+        <w:rPr>
+          <w:sz w:val="28"/>
+          <w:szCs w:val="28"/>
+        </w:rPr>
+        <w:t xml:space="preserve"> blocos WHEN devem ser do mesmo tipo de dado</w:t>
+      </w:r>
+      <w:r>
+        <w:rPr>
+          <w:sz w:val="28"/>
+          <w:szCs w:val="28"/>
+        </w:rPr>
+        <w:t xml:space="preserve"> (se analisar inteiro, compare com inteiros; se for caractere, compare com strings em aspas).</w:t>
+      </w:r>
+    </w:p>
+    <w:p>
+      <w:pPr>
+        <w:rPr>
+          <w:sz w:val="28"/>
+          <w:szCs w:val="28"/>
+        </w:rPr>
+      </w:pPr>
+      <w:r>
+        <w:rPr>
+          <w:sz w:val="28"/>
+          <w:szCs w:val="28"/>
+        </w:rPr>
+        <w:t xml:space="preserve">Apensas </w:t>
+      </w:r>
+      <w:r>
+        <w:rPr>
+          <w:sz w:val="28"/>
+          <w:szCs w:val="28"/>
+        </w:rPr>
+        <w:t>Igualdade: O CASE só testa se a variável é igual ao valor do WHEN. Você não pode fazer WHEN &gt; 10</w:t>
+      </w:r>
+      <w:r>
+        <w:rPr>
+          <w:sz w:val="28"/>
+          <w:szCs w:val="28"/>
+        </w:rPr>
+        <w:t xml:space="preserve"> (para cenários de maior/menor, você deve usar IF, ELSE IF).</w:t>
+      </w:r>
+    </w:p>
+    <w:p>
+      <w:pPr>
+        <w:rPr>
+          <w:sz w:val="28"/>
+          <w:szCs w:val="28"/>
+        </w:rPr>
+      </w:pPr>
+      <w:r>
+        <w:rPr>
+          <w:sz w:val="28"/>
+          <w:szCs w:val="28"/>
+        </w:rPr>
+        <w:t>Encerramento: Nunca se esqueça de fechar o bloco com END CASE. Se usar apenas END., o compilador dará erro de sinta</w:t>
+      </w:r>
+      <w:r>
+        <w:rPr>
+          <w:sz w:val="28"/>
+          <w:szCs w:val="28"/>
+        </w:rPr>
+        <w:t>xe.</w:t>
+      </w:r>
     </w:p>
     <w:p>
       <w:pPr>
@@ -222,7 +400,6 @@
           <w:b/>
           <w:bCs/>
         </w:rPr>
-        <w:lastRenderedPageBreak/>
         <w:t>Para que serve o INTEGER NO-UNDO?</w:t>
       </w:r>
     </w:p>
@@ -283,6 +460,7 @@
     </w:p>
     <w:p>
       <w:r>
+        <w:lastRenderedPageBreak/>
         <w:t>Sem NO-UNDO (Comportamento Padrão): Se você alterar o valor de uma variável dentro de um bloco de transação e ocorrer um erro (ou um comando UNDO), o valor da variável volta para o que era antes do início do bloco.</w:t>
       </w:r>
     </w:p>
@@ -308,15 +486,7 @@
     </w:p>
     <w:p>
       <w:r>
-        <w:t xml:space="preserve">Performance (O motivo principal): Toda vez que altera uma variável sem NO-UNDO, o Progress precisa salvar o valor antigo em um arquivo temporário (o </w:t>
-      </w:r>
-      <w:proofErr w:type="gramStart"/>
-      <w:r>
-        <w:t>arquivo .lbi</w:t>
-      </w:r>
-      <w:proofErr w:type="gramEnd"/>
-      <w:r>
-        <w:t xml:space="preserve"> – Local Before Image), para  caso precise restaurar depois. Ao usar NO-UNDO, você diz ao sistema “Não perca tempo salvando o histórico dessa variável”. Isso deixa o programa muito mais rápido e economiza disco/memória.</w:t>
+        <w:t>Performance (O motivo principal): Toda vez que altera uma variável sem NO-UNDO, o Progress precisa salvar o valor antigo em um arquivo temporário (o arquivo .lbi – Local Before Image), para  caso precise restaurar depois. Ao usar NO-UNDO, você diz ao sistema “Não perca tempo salvando o histórico dessa variável”. Isso deixa o programa muito mais rápido e economiza disco/memória.</w:t>
       </w:r>
     </w:p>
     <w:p>
@@ -386,7 +556,6 @@
         <w:rPr>
           <w:lang w:val="en-US"/>
         </w:rPr>
-        <w:lastRenderedPageBreak/>
         <w:t>Connect to an Existing database: Connect to a specified database and make it the working database.</w:t>
       </w:r>
     </w:p>
@@ -400,21 +569,7 @@
         <w:rPr>
           <w:lang w:val="en-US"/>
         </w:rPr>
-        <w:t xml:space="preserve">Create a </w:t>
-      </w:r>
-      <w:proofErr w:type="gramStart"/>
-      <w:r>
-        <w:rPr>
-          <w:lang w:val="en-US"/>
-        </w:rPr>
-        <w:t>New</w:t>
-      </w:r>
-      <w:proofErr w:type="gramEnd"/>
-      <w:r>
-        <w:rPr>
-          <w:lang w:val="en-US"/>
-        </w:rPr>
-        <w:t xml:space="preserve"> database: Create a new database and make it the working database.</w:t>
+        <w:t>Create a New database: Create a new database and make it the working database.</w:t>
       </w:r>
     </w:p>
     <w:p>
@@ -457,35 +612,7 @@
         <w:rPr>
           <w:lang w:val="en-US"/>
         </w:rPr>
-        <w:t xml:space="preserve">To learn about the </w:t>
-      </w:r>
-      <w:proofErr w:type="gramStart"/>
-      <w:r>
-        <w:rPr>
-          <w:lang w:val="en-US"/>
-        </w:rPr>
-        <w:t>tasks</w:t>
-      </w:r>
-      <w:proofErr w:type="gramEnd"/>
-      <w:r>
-        <w:rPr>
-          <w:lang w:val="en-US"/>
-        </w:rPr>
-        <w:t xml:space="preserve"> you can perform in the Data Dictionary, </w:t>
-      </w:r>
-      <w:proofErr w:type="spellStart"/>
-      <w:r>
-        <w:rPr>
-          <w:lang w:val="en-US"/>
-        </w:rPr>
-        <w:t>selec</w:t>
-      </w:r>
-      <w:proofErr w:type="spellEnd"/>
-      <w:r>
-        <w:rPr>
-          <w:lang w:val="en-US"/>
-        </w:rPr>
-        <w:t xml:space="preserve"> from the following list:</w:t>
+        <w:t>To learn about the tasks you can perform in the Data Dictionary, selec from the following list:</w:t>
       </w:r>
     </w:p>
     <w:p>
@@ -550,6 +677,7 @@
         <w:rPr>
           <w:lang w:val="en-US"/>
         </w:rPr>
+        <w:lastRenderedPageBreak/>
         <w:t>Switching to Another Connected Database.</w:t>
       </w:r>
     </w:p>
@@ -671,21 +799,7 @@
         <w:rPr>
           <w:lang w:val="en-US"/>
         </w:rPr>
-        <w:t xml:space="preserve">Choose Options if any other connect information is needed. The Connect Database dialog </w:t>
-      </w:r>
-      <w:proofErr w:type="spellStart"/>
-      <w:r>
-        <w:rPr>
-          <w:lang w:val="en-US"/>
-        </w:rPr>
-        <w:t>bix</w:t>
-      </w:r>
-      <w:proofErr w:type="spellEnd"/>
-      <w:r>
-        <w:rPr>
-          <w:lang w:val="en-US"/>
-        </w:rPr>
-        <w:t xml:space="preserve"> expands. (For example, if you want to connect the database in multi-user mode, activate the multiple Users toggle box.</w:t>
+        <w:t>Choose Options if any other connect information is needed. The Connect Database dialog bix expands. (For example, if you want to connect the database in multi-user mode, activate the multiple Users toggle box.</w:t>
       </w:r>
     </w:p>
     <w:p>
@@ -782,72 +896,72 @@
         <w:rPr>
           <w:lang w:val="en-US"/>
         </w:rPr>
+        <w:t>Specify whether to create a new, empty database; copy the SPORTS database; copy the Sports2000 database; or copy an existing database.</w:t>
+      </w:r>
+    </w:p>
+    <w:p>
+      <w:pPr>
+        <w:rPr>
+          <w:lang w:val="en-US"/>
+        </w:rPr>
+      </w:pPr>
+      <w:r>
+        <w:rPr>
+          <w:lang w:val="en-US"/>
+        </w:rPr>
+        <w:t xml:space="preserve">Specify whether to overwrite any existing database with the same name by activating the Replace If exists toggle box. </w:t>
+      </w:r>
+    </w:p>
+    <w:p>
+      <w:pPr>
+        <w:rPr>
+          <w:lang w:val="en-US"/>
+        </w:rPr>
+      </w:pPr>
+      <w:r>
+        <w:rPr>
+          <w:lang w:val="en-US"/>
+        </w:rPr>
+        <w:t xml:space="preserve">If you do not activate the Replace If Exists toggle box and a database exists with the same name, the Data Dictionary does not create the database. If no database with that name exists, or if one does and you activate the Replace If Exists toggle box, the Connect Database dialog box appears. </w:t>
+      </w:r>
+    </w:p>
+    <w:p>
+      <w:pPr>
+        <w:rPr>
+          <w:lang w:val="en-US"/>
+        </w:rPr>
+      </w:pPr>
+      <w:r>
+        <w:rPr>
+          <w:lang w:val="en-US"/>
+        </w:rPr>
+        <w:t xml:space="preserve">Activate the New Instance toggle box if you are making a copy of a database and want the data Dictionary to create a unique DB Identifier for the copied database. </w:t>
+      </w:r>
+    </w:p>
+    <w:p>
+      <w:pPr>
+        <w:rPr>
+          <w:lang w:val="en-US"/>
+        </w:rPr>
+      </w:pPr>
+      <w:r>
+        <w:rPr>
+          <w:lang w:val="en-US"/>
+        </w:rPr>
+        <w:t>If you do not select New Instance, the Data Dictionary assigns the source database’s DB Identifier to the copy. Copies of databases residing in the installation directory are always new instances.</w:t>
+      </w:r>
+    </w:p>
+    <w:p>
+      <w:pPr>
+        <w:rPr>
+          <w:lang w:val="en-US"/>
+        </w:rPr>
+      </w:pPr>
+      <w:r>
+        <w:rPr>
+          <w:lang w:val="en-US"/>
+        </w:rPr>
         <w:lastRenderedPageBreak/>
-        <w:t>Specify whether to create a new, empty database; copy the SPORTS database; copy the Sports2000 database; or copy an existing database.</w:t>
-      </w:r>
-    </w:p>
-    <w:p>
-      <w:pPr>
-        <w:rPr>
-          <w:lang w:val="en-US"/>
-        </w:rPr>
-      </w:pPr>
-      <w:r>
-        <w:rPr>
-          <w:lang w:val="en-US"/>
-        </w:rPr>
-        <w:t xml:space="preserve">Specify whether to overwrite any existing database with the same name by activating the Replace If exists toggle box. </w:t>
-      </w:r>
-    </w:p>
-    <w:p>
-      <w:pPr>
-        <w:rPr>
-          <w:lang w:val="en-US"/>
-        </w:rPr>
-      </w:pPr>
-      <w:r>
-        <w:rPr>
-          <w:lang w:val="en-US"/>
-        </w:rPr>
-        <w:t xml:space="preserve">If you do not activate the Replace If Exists toggle box and a database exists with the same name, the Data Dictionary does not create the database. If no database with that name exists, or if one does and you activate the Replace If Exists toggle box, the Connect Database dialog box appears. </w:t>
-      </w:r>
-    </w:p>
-    <w:p>
-      <w:pPr>
-        <w:rPr>
-          <w:lang w:val="en-US"/>
-        </w:rPr>
-      </w:pPr>
-      <w:r>
-        <w:rPr>
-          <w:lang w:val="en-US"/>
-        </w:rPr>
-        <w:t xml:space="preserve">Activate the New Instance toggle box if you are making a copy of a database and want the data Dictionary to create a unique DB Identifier for the copied database. </w:t>
-      </w:r>
-    </w:p>
-    <w:p>
-      <w:pPr>
-        <w:rPr>
-          <w:lang w:val="en-US"/>
-        </w:rPr>
-      </w:pPr>
-      <w:r>
-        <w:rPr>
-          <w:lang w:val="en-US"/>
-        </w:rPr>
-        <w:t>If you do not select New Instance, the Data Dictionary assigns the source database’s DB Identifier to the copy. Copies of databases residing in the installation directory are always new instances.</w:t>
-      </w:r>
-    </w:p>
-    <w:p>
-      <w:pPr>
-        <w:rPr>
-          <w:lang w:val="en-US"/>
-        </w:rPr>
-      </w:pPr>
-      <w:r>
-        <w:rPr>
-          <w:lang w:val="en-US"/>
-        </w:rPr>
         <w:t>Note: Databases used to store audit data need unique DB Identifiers.</w:t>
       </w:r>
     </w:p>
@@ -956,21 +1070,7 @@
         <w:rPr>
           <w:lang w:val="en-US"/>
         </w:rPr>
-        <w:t xml:space="preserve">The Data Dictionary does not save any changes you make to the database schema until you explicitly save to the database. You save changes in one of </w:t>
-      </w:r>
-      <w:proofErr w:type="spellStart"/>
-      <w:r>
-        <w:rPr>
-          <w:lang w:val="en-US"/>
-        </w:rPr>
-        <w:t>tow</w:t>
-      </w:r>
-      <w:proofErr w:type="spellEnd"/>
-      <w:r>
-        <w:rPr>
-          <w:lang w:val="en-US"/>
-        </w:rPr>
-        <w:t xml:space="preserve"> ways:</w:t>
+        <w:t>The Data Dictionary does not save any changes you make to the database schema until you explicitly save to the database. You save changes in one of tow ways:</w:t>
       </w:r>
     </w:p>
     <w:p>
@@ -1068,137 +1168,101 @@
         <w:rPr>
           <w:lang w:val="en-US"/>
         </w:rPr>
+        <w:t xml:space="preserve">VIEWING DATABASE PROPERTIES </w:t>
+      </w:r>
+    </w:p>
+    <w:p>
+      <w:pPr>
+        <w:rPr>
+          <w:lang w:val="en-US"/>
+        </w:rPr>
+      </w:pPr>
+      <w:r>
+        <w:rPr>
+          <w:lang w:val="en-US"/>
+        </w:rPr>
+        <w:t>To view database properties, double-click on the database the Databases list of the Data Dictionary Window. The Database properties Window displays.</w:t>
+      </w:r>
+    </w:p>
+    <w:p>
+      <w:pPr>
+        <w:rPr>
+          <w:lang w:val="en-US"/>
+        </w:rPr>
+      </w:pPr>
+      <w:r>
+        <w:rPr>
+          <w:lang w:val="en-US"/>
+        </w:rPr>
+        <w:t xml:space="preserve">DATABASE PROPERTIES WINDOW </w:t>
+      </w:r>
+    </w:p>
+    <w:p>
+      <w:pPr>
+        <w:rPr>
+          <w:lang w:val="en-US"/>
+        </w:rPr>
+      </w:pPr>
+      <w:r>
+        <w:rPr>
+          <w:lang w:val="en-US"/>
+        </w:rPr>
+        <w:t>The Database Properties window displays the properties of the working database. To access this window, choose the Database Properties button from the main window.</w:t>
+      </w:r>
+    </w:p>
+    <w:p>
+      <w:pPr>
+        <w:rPr>
+          <w:lang w:val="en-US"/>
+        </w:rPr>
+      </w:pPr>
+    </w:p>
+    <w:p>
+      <w:pPr>
+        <w:rPr>
+          <w:lang w:val="en-US"/>
+        </w:rPr>
+      </w:pPr>
+    </w:p>
+    <w:p>
+      <w:pPr>
+        <w:rPr>
+          <w:lang w:val="en-US"/>
+        </w:rPr>
+      </w:pPr>
+    </w:p>
+    <w:p>
+      <w:pPr>
+        <w:rPr>
+          <w:lang w:val="en-US"/>
+        </w:rPr>
+      </w:pPr>
+    </w:p>
+    <w:p>
+      <w:pPr>
+        <w:rPr>
+          <w:lang w:val="en-US"/>
+        </w:rPr>
+      </w:pPr>
+      <w:r>
+        <w:rPr>
+          <w:lang w:val="en-US"/>
+        </w:rPr>
+        <w:t xml:space="preserve">SmartWindow </w:t>
+      </w:r>
+    </w:p>
+    <w:p>
+      <w:pPr>
+        <w:rPr>
+          <w:lang w:val="en-US"/>
+        </w:rPr>
+      </w:pPr>
+      <w:r>
+        <w:rPr>
+          <w:lang w:val="en-US"/>
+        </w:rPr>
         <w:lastRenderedPageBreak/>
-        <w:t xml:space="preserve">VIEWING DATABASE PROPERTIES </w:t>
-      </w:r>
-    </w:p>
-    <w:p>
-      <w:pPr>
-        <w:rPr>
-          <w:lang w:val="en-US"/>
-        </w:rPr>
-      </w:pPr>
-      <w:r>
-        <w:rPr>
-          <w:lang w:val="en-US"/>
-        </w:rPr>
-        <w:t>To view database properties, double-click on the database the Databases list of the Data Dictionary Window. The Database properties Window displays.</w:t>
-      </w:r>
-    </w:p>
-    <w:p>
-      <w:pPr>
-        <w:rPr>
-          <w:lang w:val="en-US"/>
-        </w:rPr>
-      </w:pPr>
-      <w:r>
-        <w:rPr>
-          <w:lang w:val="en-US"/>
-        </w:rPr>
-        <w:t xml:space="preserve">DATABASE PROPERTIES WINDOW </w:t>
-      </w:r>
-    </w:p>
-    <w:p>
-      <w:pPr>
-        <w:rPr>
-          <w:lang w:val="en-US"/>
-        </w:rPr>
-      </w:pPr>
-      <w:r>
-        <w:rPr>
-          <w:lang w:val="en-US"/>
-        </w:rPr>
-        <w:t>The Database Properties window displays the properties of the working database. To access this window, choose the Database Properties button from the main window.</w:t>
-      </w:r>
-    </w:p>
-    <w:p>
-      <w:pPr>
-        <w:rPr>
-          <w:lang w:val="en-US"/>
-        </w:rPr>
-      </w:pPr>
-    </w:p>
-    <w:p>
-      <w:pPr>
-        <w:rPr>
-          <w:lang w:val="en-US"/>
-        </w:rPr>
-      </w:pPr>
-    </w:p>
-    <w:p>
-      <w:pPr>
-        <w:rPr>
-          <w:lang w:val="en-US"/>
-        </w:rPr>
-      </w:pPr>
-    </w:p>
-    <w:p>
-      <w:pPr>
-        <w:rPr>
-          <w:lang w:val="en-US"/>
-        </w:rPr>
-      </w:pPr>
-    </w:p>
-    <w:p>
-      <w:pPr>
-        <w:rPr>
-          <w:lang w:val="en-US"/>
-        </w:rPr>
-      </w:pPr>
-      <w:proofErr w:type="spellStart"/>
-      <w:r>
-        <w:rPr>
-          <w:lang w:val="en-US"/>
-        </w:rPr>
-        <w:t>SmartWindow</w:t>
-      </w:r>
-      <w:proofErr w:type="spellEnd"/>
-      <w:r>
-        <w:rPr>
-          <w:lang w:val="en-US"/>
-        </w:rPr>
-        <w:t xml:space="preserve"> </w:t>
-      </w:r>
-    </w:p>
-    <w:p>
-      <w:pPr>
-        <w:rPr>
-          <w:lang w:val="en-US"/>
-        </w:rPr>
-      </w:pPr>
-      <w:r>
-        <w:rPr>
-          <w:lang w:val="en-US"/>
-        </w:rPr>
-        <w:t xml:space="preserve">A </w:t>
-      </w:r>
-      <w:proofErr w:type="spellStart"/>
-      <w:r>
-        <w:rPr>
-          <w:lang w:val="en-US"/>
-        </w:rPr>
-        <w:t>SmartWindow</w:t>
-      </w:r>
-      <w:proofErr w:type="spellEnd"/>
-      <w:r>
-        <w:rPr>
-          <w:lang w:val="en-US"/>
-        </w:rPr>
-        <w:t xml:space="preserve"> is a </w:t>
-      </w:r>
-      <w:proofErr w:type="spellStart"/>
-      <w:r>
-        <w:rPr>
-          <w:lang w:val="en-US"/>
-        </w:rPr>
-        <w:t>SmartContainer</w:t>
-      </w:r>
-      <w:proofErr w:type="spellEnd"/>
-      <w:r>
-        <w:rPr>
-          <w:lang w:val="en-US"/>
-        </w:rPr>
-        <w:t xml:space="preserve"> t</w:t>
+        <w:t>A SmartWindow is a SmartContainer t</w:t>
       </w:r>
       <w:r>
         <w:rPr>
@@ -1210,188 +1274,20 @@
         <w:rPr>
           <w:lang w:val="en-US"/>
         </w:rPr>
-        <w:t xml:space="preserve">ts own window and default frame. A </w:t>
-      </w:r>
-      <w:proofErr w:type="spellStart"/>
-      <w:r>
-        <w:rPr>
-          <w:lang w:val="en-US"/>
-        </w:rPr>
-        <w:t>SmartWindow</w:t>
-      </w:r>
-      <w:proofErr w:type="spellEnd"/>
-      <w:r>
-        <w:rPr>
-          <w:lang w:val="en-US"/>
-        </w:rPr>
-        <w:t xml:space="preserve"> can be </w:t>
-      </w:r>
-      <w:proofErr w:type="spellStart"/>
-      <w:r>
-        <w:rPr>
-          <w:lang w:val="en-US"/>
-        </w:rPr>
-        <w:t>he</w:t>
-      </w:r>
-      <w:proofErr w:type="spellEnd"/>
-      <w:r>
-        <w:rPr>
-          <w:lang w:val="en-US"/>
-        </w:rPr>
-        <w:t xml:space="preserve"> main window of an application or a </w:t>
-      </w:r>
-      <w:proofErr w:type="spellStart"/>
-      <w:r>
-        <w:rPr>
-          <w:lang w:val="en-US"/>
-        </w:rPr>
-        <w:t>subindow</w:t>
-      </w:r>
-      <w:proofErr w:type="spellEnd"/>
-      <w:r>
-        <w:rPr>
-          <w:lang w:val="en-US"/>
-        </w:rPr>
-        <w:t>.</w:t>
-      </w:r>
-    </w:p>
-    <w:p>
-      <w:pPr>
-        <w:rPr>
-          <w:lang w:val="en-US"/>
-        </w:rPr>
-      </w:pPr>
-      <w:r>
-        <w:rPr>
-          <w:lang w:val="en-US"/>
-        </w:rPr>
-        <w:t xml:space="preserve">After you create the </w:t>
-      </w:r>
-      <w:proofErr w:type="spellStart"/>
-      <w:r>
-        <w:rPr>
-          <w:lang w:val="en-US"/>
-        </w:rPr>
-        <w:t>SmartObjetct</w:t>
-      </w:r>
-      <w:proofErr w:type="spellEnd"/>
-      <w:r>
-        <w:rPr>
-          <w:lang w:val="en-US"/>
-        </w:rPr>
-        <w:t xml:space="preserve"> masters </w:t>
-      </w:r>
-      <w:proofErr w:type="spellStart"/>
-      <w:r>
-        <w:rPr>
-          <w:lang w:val="en-US"/>
-        </w:rPr>
-        <w:t>tou</w:t>
-      </w:r>
-      <w:proofErr w:type="spellEnd"/>
-      <w:r>
-        <w:rPr>
-          <w:lang w:val="en-US"/>
-        </w:rPr>
-        <w:t xml:space="preserve"> need to build an application screen, the first step in assembling the screen is to open a </w:t>
-      </w:r>
-      <w:proofErr w:type="spellStart"/>
-      <w:r>
-        <w:rPr>
-          <w:lang w:val="en-US"/>
-        </w:rPr>
-        <w:t>SmartContainer</w:t>
-      </w:r>
-      <w:proofErr w:type="spellEnd"/>
-      <w:r>
-        <w:rPr>
-          <w:lang w:val="en-US"/>
-        </w:rPr>
-        <w:t xml:space="preserve">, </w:t>
-      </w:r>
-      <w:proofErr w:type="spellStart"/>
-      <w:r>
-        <w:rPr>
-          <w:lang w:val="en-US"/>
-        </w:rPr>
-        <w:t>sucj</w:t>
-      </w:r>
-      <w:proofErr w:type="spellEnd"/>
-      <w:r>
-        <w:rPr>
-          <w:lang w:val="en-US"/>
-        </w:rPr>
-        <w:t xml:space="preserve"> as a </w:t>
-      </w:r>
-      <w:proofErr w:type="spellStart"/>
-      <w:r>
-        <w:rPr>
-          <w:lang w:val="en-US"/>
-        </w:rPr>
-        <w:t>SmartWindow</w:t>
-      </w:r>
-      <w:proofErr w:type="spellEnd"/>
-      <w:r>
-        <w:rPr>
-          <w:lang w:val="en-US"/>
-        </w:rPr>
-        <w:t xml:space="preserve">. The you can insert instances of </w:t>
-      </w:r>
-      <w:proofErr w:type="spellStart"/>
-      <w:r>
-        <w:rPr>
-          <w:lang w:val="en-US"/>
-        </w:rPr>
-        <w:t>he</w:t>
-      </w:r>
-      <w:proofErr w:type="spellEnd"/>
-      <w:r>
-        <w:rPr>
-          <w:lang w:val="en-US"/>
-        </w:rPr>
-        <w:t xml:space="preserve"> </w:t>
-      </w:r>
-      <w:proofErr w:type="spellStart"/>
-      <w:r>
-        <w:rPr>
-          <w:lang w:val="en-US"/>
-        </w:rPr>
-        <w:t>SmatObjetts</w:t>
-      </w:r>
-      <w:proofErr w:type="spellEnd"/>
-      <w:r>
-        <w:rPr>
-          <w:lang w:val="en-US"/>
-        </w:rPr>
-        <w:t xml:space="preserve"> into the </w:t>
-      </w:r>
-      <w:proofErr w:type="spellStart"/>
-      <w:r>
-        <w:rPr>
-          <w:lang w:val="en-US"/>
-        </w:rPr>
-        <w:t>SmartWindow</w:t>
-      </w:r>
-      <w:proofErr w:type="spellEnd"/>
-      <w:r>
-        <w:rPr>
-          <w:lang w:val="en-US"/>
-        </w:rPr>
-        <w:t xml:space="preserve"> and link them together to </w:t>
-      </w:r>
-      <w:proofErr w:type="spellStart"/>
-      <w:r>
-        <w:rPr>
-          <w:lang w:val="en-US"/>
-        </w:rPr>
-        <w:t>ptouce</w:t>
-      </w:r>
-      <w:proofErr w:type="spellEnd"/>
-      <w:r>
-        <w:rPr>
-          <w:lang w:val="en-US"/>
-        </w:rPr>
-        <w:t xml:space="preserve"> your application screen</w:t>
+        <w:t>ts own window and default frame. A SmartWindow can be he main window of an application or a subindow.</w:t>
+      </w:r>
+    </w:p>
+    <w:p>
+      <w:pPr>
+        <w:rPr>
+          <w:lang w:val="en-US"/>
+        </w:rPr>
+      </w:pPr>
+      <w:r>
+        <w:rPr>
+          <w:lang w:val="en-US"/>
+        </w:rPr>
+        <w:t>After you create the SmartObjetct masters tou need to build an application screen, the first step in assembling the screen is to open a SmartContainer, sucj as a SmartWindow. The you can insert instances of he SmatObjetts into the SmartWindow and link them together to ptouce your application screen</w:t>
       </w:r>
     </w:p>
     <w:p>
@@ -1459,97 +1355,33 @@
         <w:rPr>
           <w:lang w:val="en-US"/>
         </w:rPr>
-        <w:t xml:space="preserve">A </w:t>
-      </w:r>
-      <w:proofErr w:type="spellStart"/>
-      <w:r>
-        <w:rPr>
-          <w:lang w:val="en-US"/>
-        </w:rPr>
-        <w:t>SmartContainer</w:t>
-      </w:r>
-      <w:proofErr w:type="spellEnd"/>
-      <w:r>
-        <w:rPr>
-          <w:lang w:val="en-US"/>
-        </w:rPr>
-        <w:t xml:space="preserve"> such as a </w:t>
-      </w:r>
-      <w:proofErr w:type="spellStart"/>
-      <w:r>
-        <w:rPr>
-          <w:lang w:val="en-US"/>
-        </w:rPr>
-        <w:t>SmartWindow</w:t>
-      </w:r>
-      <w:proofErr w:type="spellEnd"/>
-      <w:r>
-        <w:rPr>
-          <w:lang w:val="en-US"/>
-        </w:rPr>
-        <w:t xml:space="preserve"> has the following important functions in a SmartObject application:</w:t>
-      </w:r>
-    </w:p>
-    <w:p>
-      <w:pPr>
-        <w:rPr>
-          <w:lang w:val="en-US"/>
-        </w:rPr>
-      </w:pPr>
-      <w:r>
-        <w:rPr>
-          <w:lang w:val="en-US"/>
-        </w:rPr>
-        <w:t xml:space="preserve">Create, initialize, and </w:t>
-      </w:r>
-      <w:proofErr w:type="spellStart"/>
-      <w:r>
-        <w:rPr>
-          <w:lang w:val="en-US"/>
-        </w:rPr>
-        <w:t>destrioy</w:t>
-      </w:r>
-      <w:proofErr w:type="spellEnd"/>
-      <w:r>
-        <w:rPr>
-          <w:lang w:val="en-US"/>
-        </w:rPr>
-        <w:t xml:space="preserve"> </w:t>
-      </w:r>
-      <w:proofErr w:type="spellStart"/>
-      <w:r>
-        <w:rPr>
-          <w:lang w:val="en-US"/>
-        </w:rPr>
-        <w:t>theit</w:t>
-      </w:r>
-      <w:proofErr w:type="spellEnd"/>
-      <w:r>
-        <w:rPr>
-          <w:lang w:val="en-US"/>
-        </w:rPr>
-        <w:t xml:space="preserve"> contents.</w:t>
-      </w:r>
-    </w:p>
-    <w:p>
-      <w:pPr>
-        <w:rPr>
-          <w:lang w:val="en-US"/>
-        </w:rPr>
-      </w:pPr>
-      <w:proofErr w:type="spellStart"/>
-      <w:r>
-        <w:rPr>
-          <w:lang w:val="en-US"/>
-        </w:rPr>
-        <w:t>Manege</w:t>
-      </w:r>
-      <w:proofErr w:type="spellEnd"/>
-      <w:r>
-        <w:rPr>
-          <w:lang w:val="en-US"/>
-        </w:rPr>
-        <w:t xml:space="preserve"> paging</w:t>
+        <w:t>A SmartContainer such as a SmartWindow has the following important functions in a SmartObject application:</w:t>
+      </w:r>
+    </w:p>
+    <w:p>
+      <w:pPr>
+        <w:rPr>
+          <w:lang w:val="en-US"/>
+        </w:rPr>
+      </w:pPr>
+      <w:r>
+        <w:rPr>
+          <w:lang w:val="en-US"/>
+        </w:rPr>
+        <w:t>Create, initialize, and destrioy theit contents.</w:t>
+      </w:r>
+    </w:p>
+    <w:p>
+      <w:pPr>
+        <w:rPr>
+          <w:lang w:val="en-US"/>
+        </w:rPr>
+      </w:pPr>
+      <w:r>
+        <w:rPr>
+          <w:lang w:val="en-US"/>
+        </w:rPr>
+        <w:t>Manege paging</w:t>
       </w:r>
     </w:p>
     <w:p>
@@ -1575,28 +1407,19 @@
         <w:rPr>
           <w:lang w:val="en-US"/>
         </w:rPr>
-        <w:t xml:space="preserve">Pass links from a contained SmartObject to an object extremal to the </w:t>
-      </w:r>
-      <w:proofErr w:type="spellStart"/>
-      <w:r>
-        <w:rPr>
-          <w:lang w:val="en-US"/>
-        </w:rPr>
-        <w:t>SmartContainer</w:t>
-      </w:r>
-      <w:proofErr w:type="spellEnd"/>
-    </w:p>
-    <w:p>
-      <w:pPr>
-        <w:rPr>
-          <w:lang w:val="en-US"/>
-        </w:rPr>
-      </w:pPr>
-      <w:r>
-        <w:rPr>
-          <w:lang w:val="en-US"/>
-        </w:rPr>
-        <w:lastRenderedPageBreak/>
+        <w:t>Pass links from a contained SmartObject to an object extremal to the SmartContainer</w:t>
+      </w:r>
+    </w:p>
+    <w:p>
+      <w:pPr>
+        <w:rPr>
+          <w:lang w:val="en-US"/>
+        </w:rPr>
+      </w:pPr>
+      <w:r>
+        <w:rPr>
+          <w:lang w:val="en-US"/>
+        </w:rPr>
         <w:t>What are SmartObjects?</w:t>
       </w:r>
     </w:p>
@@ -1635,21 +1458,7 @@
         <w:rPr>
           <w:lang w:val="en-US"/>
         </w:rPr>
-        <w:t xml:space="preserve">ase </w:t>
-      </w:r>
-      <w:proofErr w:type="spellStart"/>
-      <w:r>
-        <w:rPr>
-          <w:lang w:val="en-US"/>
-        </w:rPr>
-        <w:t>aplications</w:t>
-      </w:r>
-      <w:proofErr w:type="spellEnd"/>
-      <w:r>
-        <w:rPr>
-          <w:lang w:val="en-US"/>
-        </w:rPr>
-        <w:t xml:space="preserve"> view data, so the ADM provides a SmartV8Viewer Obje</w:t>
+        <w:t>ase aplications view data, so the ADM provides a SmartV8Viewer Obje</w:t>
       </w:r>
       <w:r>
         <w:rPr>
@@ -1661,35 +1470,7 @@
         <w:rPr>
           <w:lang w:val="en-US"/>
         </w:rPr>
-        <w:t xml:space="preserve">A SmartV8Viwer’s main purpose is to display data. Most </w:t>
-      </w:r>
-      <w:proofErr w:type="spellStart"/>
-      <w:r>
-        <w:rPr>
-          <w:lang w:val="en-US"/>
-        </w:rPr>
-        <w:t>databse</w:t>
-      </w:r>
-      <w:proofErr w:type="spellEnd"/>
-      <w:r>
-        <w:rPr>
-          <w:lang w:val="en-US"/>
-        </w:rPr>
-        <w:t xml:space="preserve"> applications </w:t>
-      </w:r>
-      <w:proofErr w:type="spellStart"/>
-      <w:r>
-        <w:rPr>
-          <w:lang w:val="en-US"/>
-        </w:rPr>
-        <w:t>alos</w:t>
-      </w:r>
-      <w:proofErr w:type="spellEnd"/>
-      <w:r>
-        <w:rPr>
-          <w:lang w:val="en-US"/>
-        </w:rPr>
-        <w:t xml:space="preserve"> define a set of </w:t>
+        <w:t xml:space="preserve">A SmartV8Viwer’s main purpose is to display data. Most databse applications alos define a set of </w:t>
       </w:r>
       <w:r>
         <w:rPr>
@@ -1714,41 +1495,13 @@
         <w:rPr>
           <w:lang w:val="en-US"/>
         </w:rPr>
-        <w:t xml:space="preserve">purpose is to fetch records from a </w:t>
-      </w:r>
-      <w:proofErr w:type="spellStart"/>
-      <w:r>
-        <w:rPr>
-          <w:lang w:val="en-US"/>
-        </w:rPr>
-        <w:t>databse</w:t>
-      </w:r>
-      <w:proofErr w:type="spellEnd"/>
-      <w:r>
-        <w:rPr>
-          <w:lang w:val="en-US"/>
-        </w:rPr>
-        <w:t xml:space="preserve"> and make them available to other objects. Each of these SmartObjects represents a component part </w:t>
-      </w:r>
-      <w:r>
-        <w:rPr>
-          <w:lang w:val="en-US"/>
-        </w:rPr>
-        <w:t xml:space="preserve">of a typical </w:t>
-      </w:r>
-      <w:proofErr w:type="spellStart"/>
-      <w:r>
-        <w:rPr>
-          <w:lang w:val="en-US"/>
-        </w:rPr>
-        <w:t>databse</w:t>
-      </w:r>
-      <w:proofErr w:type="spellEnd"/>
-      <w:r>
-        <w:rPr>
-          <w:lang w:val="en-US"/>
-        </w:rPr>
-        <w:t xml:space="preserve"> application. </w:t>
+        <w:t xml:space="preserve">purpose is to fetch records from a databse and make them available to other objects. Each of these SmartObjects represents a component part </w:t>
+      </w:r>
+      <w:r>
+        <w:rPr>
+          <w:lang w:val="en-US"/>
+        </w:rPr>
+        <w:t xml:space="preserve">of a typical databse application. </w:t>
       </w:r>
     </w:p>
     <w:p>
@@ -1779,12 +1532,9 @@
           <w:lang w:val="en-US" w:eastAsia="en-US"/>
           <w14:ligatures w14:val="standardContextual"/>
         </w:rPr>
-        <w:t>Each SmartObject must know how to interact with other SmartObjects. For example, the SmartV8Query and SmartV8Viewer work together in predefined ways. The SmartV8Query tells the SmartV8Viewer what records to display on the application screen. Each of these objects expects the other to behave in specific ways; each has responsibilities to the other.</w:t>
-      </w:r>
-    </w:p>
-    <w:p>
-      <w:pPr>
-        <w:pStyle w:val="NormalWeb"/>
+        <w:t xml:space="preserve">Each SmartObject must know how to interact with other SmartObjects. For example, the SmartV8Query and SmartV8Viewer work together in predefined ways. The SmartV8Query tells </w:t>
+      </w:r>
+      <w:r>
         <w:rPr>
           <w:rFonts w:asciiTheme="minorHAnsi" w:eastAsiaTheme="minorHAnsi" w:hAnsiTheme="minorHAnsi" w:cstheme="minorBidi"/>
           <w:kern w:val="2"/>
@@ -1793,8 +1543,13 @@
           <w:lang w:val="en-US" w:eastAsia="en-US"/>
           <w14:ligatures w14:val="standardContextual"/>
         </w:rPr>
-      </w:pPr>
-      <w:r>
+        <w:lastRenderedPageBreak/>
+        <w:t>the SmartV8Viewer what records to display on the application screen. Each of these objects expects the other to behave in specific ways; each has responsibilities to the other.</w:t>
+      </w:r>
+    </w:p>
+    <w:p>
+      <w:pPr>
+        <w:pStyle w:val="NormalWeb"/>
         <w:rPr>
           <w:rFonts w:asciiTheme="minorHAnsi" w:eastAsiaTheme="minorHAnsi" w:hAnsiTheme="minorHAnsi" w:cstheme="minorBidi"/>
           <w:kern w:val="2"/>
@@ -1803,6 +1558,16 @@
           <w:lang w:val="en-US" w:eastAsia="en-US"/>
           <w14:ligatures w14:val="standardContextual"/>
         </w:rPr>
+      </w:pPr>
+      <w:r>
+        <w:rPr>
+          <w:rFonts w:asciiTheme="minorHAnsi" w:eastAsiaTheme="minorHAnsi" w:hAnsiTheme="minorHAnsi" w:cstheme="minorBidi"/>
+          <w:kern w:val="2"/>
+          <w:sz w:val="22"/>
+          <w:szCs w:val="22"/>
+          <w:lang w:val="en-US" w:eastAsia="en-US"/>
+          <w14:ligatures w14:val="standardContextual"/>
+        </w:rPr>
         <w:t>As a developer, you can quickly assemble SmartObjects together to build many different application screens. If a SmartObject behaves in way that you don't like, you can customize it or override its default behaviors. If the set of available SmartObjects does not suit your needs, you can create new SmartObjects, giving them different behaviors better suited to the role you assign them in your application.</w:t>
       </w:r>
     </w:p>
@@ -1847,21 +1612,7 @@
         <w:rPr>
           <w:lang w:val="en-US"/>
         </w:rPr>
-        <w:t xml:space="preserve"> be unsure of </w:t>
-      </w:r>
-      <w:proofErr w:type="gramStart"/>
-      <w:r>
-        <w:rPr>
-          <w:lang w:val="en-US"/>
-        </w:rPr>
-        <w:t>how to</w:t>
-      </w:r>
-      <w:proofErr w:type="gramEnd"/>
-      <w:r>
-        <w:rPr>
-          <w:lang w:val="en-US"/>
-        </w:rPr>
-        <w:t xml:space="preserve"> best approach</w:t>
+        <w:t xml:space="preserve"> be unsure of how to best approach</w:t>
       </w:r>
       <w:r>
         <w:rPr>
@@ -2023,55 +1774,13 @@
         <w:rPr>
           <w:lang w:val="en-US"/>
         </w:rPr>
-        <w:t xml:space="preserve">nerated by the AppBuilder. AppBuilder procedure files include window procedure </w:t>
-      </w:r>
-      <w:proofErr w:type="gramStart"/>
-      <w:r>
-        <w:rPr>
-          <w:lang w:val="en-US"/>
-        </w:rPr>
-        <w:t>(.w</w:t>
-      </w:r>
-      <w:proofErr w:type="gramEnd"/>
-      <w:r>
-        <w:rPr>
-          <w:lang w:val="en-US"/>
-        </w:rPr>
-        <w:t>) files, SmartObject mast</w:t>
-      </w:r>
-      <w:r>
-        <w:rPr>
-          <w:lang w:val="en-US"/>
-        </w:rPr>
-        <w:t xml:space="preserve">er (.w) files, method library (. </w:t>
-      </w:r>
-      <w:proofErr w:type="spellStart"/>
-      <w:r>
-        <w:rPr>
-          <w:lang w:val="en-US"/>
-        </w:rPr>
-        <w:t>i</w:t>
-      </w:r>
-      <w:proofErr w:type="spellEnd"/>
-      <w:r>
-        <w:rPr>
-          <w:lang w:val="en-US"/>
-        </w:rPr>
-        <w:t xml:space="preserve">) files, structured include (. I) files, and structured procedure </w:t>
-      </w:r>
-      <w:proofErr w:type="gramStart"/>
-      <w:r>
-        <w:rPr>
-          <w:lang w:val="en-US"/>
-        </w:rPr>
-        <w:t>(.p</w:t>
-      </w:r>
-      <w:proofErr w:type="gramEnd"/>
-      <w:r>
-        <w:rPr>
-          <w:lang w:val="en-US"/>
-        </w:rPr>
-        <w:t xml:space="preserve">) files. </w:t>
+        <w:t>nerated by the AppBuilder. AppBuilder procedure files include window procedure (.w) files, SmartObject mast</w:t>
+      </w:r>
+      <w:r>
+        <w:rPr>
+          <w:lang w:val="en-US"/>
+        </w:rPr>
+        <w:t xml:space="preserve">er (.w) files, method library (. i) files, structured include (. I) files, and structured procedure (.p) files. </w:t>
       </w:r>
     </w:p>
     <w:p>
@@ -2195,7 +1904,6 @@
           <w:bCs/>
           <w:lang w:val="en-US"/>
         </w:rPr>
-        <w:lastRenderedPageBreak/>
         <w:t>Current Buffer:</w:t>
       </w:r>
       <w:r>
@@ -2421,6 +2129,7 @@
         <w:rPr>
           <w:lang w:val="en-US"/>
         </w:rPr>
+        <w:lastRenderedPageBreak/>
         <w:t>ABL code: An application development language which is a highly readable syntax employing a default behavior while performing the work of multiple 3GL statements.</w:t>
       </w:r>
     </w:p>
@@ -2704,7 +2413,7 @@
             <v:path o:extrusionok="f" gradientshapeok="t" o:connecttype="rect"/>
             <o:lock v:ext="edit" aspectratio="t"/>
           </v:shapetype>
-          <v:shape id="Imagem 1" o:spid="_x0000_i1025" type="#_x0000_t75" style="width:16.5pt;height:15.5pt;visibility:visible;mso-wrap-style:square">
+          <v:shape id="Imagem 1" o:spid="_x0000_i1025" type="#_x0000_t75" style="width:16.7pt;height:15.55pt;visibility:visible;mso-wrap-style:square">
             <v:imagedata r:id="rId14" o:title=""/>
           </v:shape>
         </w:pict>
@@ -2730,7 +2439,6 @@
           <w:bCs/>
           <w:lang w:val="en-US"/>
         </w:rPr>
-        <w:lastRenderedPageBreak/>
         <w:t>Property Sheet:</w:t>
       </w:r>
       <w:r>
@@ -2915,6 +2623,7 @@
         <w:rPr>
           <w:lang w:val="en-US"/>
         </w:rPr>
+        <w:lastRenderedPageBreak/>
         <w:t>WebSpeed Development Mode: The AppBuilder has two development modes, one for client/server applications and one for WebSpeed applications. These modes affect how the AppBuilder compiles, runs and saves objects.</w:t>
       </w:r>
     </w:p>
@@ -3148,7 +2857,6 @@
         <w:rPr>
           <w:lang w:val="en-US"/>
         </w:rPr>
-        <w:lastRenderedPageBreak/>
         <w:t xml:space="preserve">Use the Object Palette to insert basic objects and SmartObject instances, and to create SmartObject masters. On Windows, you can also insert ActiveX </w:t>
       </w:r>
       <w:r>
@@ -3268,6 +2976,7 @@
           <w:bCs/>
           <w:lang w:val="en-US"/>
         </w:rPr>
+        <w:lastRenderedPageBreak/>
         <w:t>Insertion mode:</w:t>
       </w:r>
       <w:r>
@@ -3577,7 +3286,6 @@
           <w:noProof/>
           <w:lang w:val="en-US"/>
         </w:rPr>
-        <w:lastRenderedPageBreak/>
         <w:drawing>
           <wp:inline distT="0" distB="0" distL="0" distR="0" wp14:anchorId="59D42BCE" wp14:editId="71F64137">
             <wp:extent cx="3624761" cy="1481305"/>
@@ -3746,6 +3454,7 @@
         <w:rPr>
           <w:lang w:val="en-US"/>
         </w:rPr>
+        <w:lastRenderedPageBreak/>
         <w:t>A display area within a window used to display field-level objects and SmartObject instances.</w:t>
       </w:r>
     </w:p>
@@ -3952,202 +3661,194 @@
         <w:rPr>
           <w:lang w:val="en-US"/>
         </w:rPr>
+        <w:t>Insert a toggle box</w:t>
+      </w:r>
+    </w:p>
+    <w:p>
+      <w:pPr>
+        <w:rPr>
+          <w:lang w:val="en-US"/>
+        </w:rPr>
+      </w:pPr>
+      <w:r>
+        <w:rPr>
+          <w:lang w:val="en-US"/>
+        </w:rPr>
+        <w:t xml:space="preserve">A small box that represents a logical value, sometimes called a check box. Only values of type LOGICAL, with or without extents, </w:t>
+      </w:r>
+      <w:r>
+        <w:rPr>
+          <w:lang w:val="en-US"/>
+        </w:rPr>
+        <w:t>can be viewd as toggle boxes. The presence (true) or absence (false)</w:t>
+      </w:r>
+      <w:r>
+        <w:rPr>
+          <w:lang w:val="en-US"/>
+        </w:rPr>
+        <w:t xml:space="preserve"> of filling in the toggle box indicates the current value.</w:t>
+      </w:r>
+    </w:p>
+    <w:p>
+      <w:pPr>
+        <w:rPr>
+          <w:lang w:val="en-US"/>
+        </w:rPr>
+      </w:pPr>
+      <w:r>
+        <w:rPr>
+          <w:lang w:val="en-US"/>
+        </w:rPr>
+        <w:t>Insert a slider</w:t>
+      </w:r>
+    </w:p>
+    <w:p>
+      <w:pPr>
+        <w:rPr>
+          <w:lang w:val="en-US"/>
+        </w:rPr>
+      </w:pPr>
+      <w:r>
+        <w:rPr>
+          <w:lang w:val="en-US"/>
+        </w:rPr>
+        <w:t>Insert a button</w:t>
+      </w:r>
+    </w:p>
+    <w:p>
+      <w:pPr>
+        <w:rPr>
+          <w:lang w:val="en-US"/>
+        </w:rPr>
+      </w:pPr>
+      <w:r>
+        <w:rPr>
+          <w:lang w:val="en-US"/>
+        </w:rPr>
+        <w:t>Insert a selection list</w:t>
+      </w:r>
+    </w:p>
+    <w:p>
+      <w:pPr>
+        <w:rPr>
+          <w:lang w:val="en-US"/>
+        </w:rPr>
+      </w:pPr>
+      <w:r>
+        <w:rPr>
+          <w:lang w:val="en-US"/>
+        </w:rPr>
+        <w:t xml:space="preserve">Insert an editor </w:t>
+      </w:r>
+    </w:p>
+    <w:p>
+      <w:pPr>
+        <w:rPr>
+          <w:lang w:val="en-US"/>
+        </w:rPr>
+      </w:pPr>
+      <w:r>
+        <w:rPr>
+          <w:lang w:val="en-US"/>
+        </w:rPr>
+        <w:t>Insert a combo box</w:t>
+      </w:r>
+    </w:p>
+    <w:p>
+      <w:pPr>
+        <w:rPr>
+          <w:lang w:val="en-US"/>
+        </w:rPr>
+      </w:pPr>
+      <w:r>
+        <w:rPr>
+          <w:lang w:val="en-US"/>
+        </w:rPr>
+        <w:t xml:space="preserve">Insert a </w:t>
+      </w:r>
+      <w:r>
+        <w:rPr>
+          <w:lang w:val="en-US"/>
+        </w:rPr>
+        <w:t>fill-in</w:t>
+      </w:r>
+    </w:p>
+    <w:p>
+      <w:pPr>
+        <w:rPr>
+          <w:lang w:val="en-US"/>
+        </w:rPr>
+      </w:pPr>
+      <w:r>
+        <w:rPr>
+          <w:lang w:val="en-US"/>
+        </w:rPr>
+        <w:t>Insert a text object</w:t>
+      </w:r>
+    </w:p>
+    <w:p>
+      <w:pPr>
+        <w:rPr>
+          <w:lang w:val="en-US"/>
+        </w:rPr>
+      </w:pPr>
+      <w:r>
+        <w:rPr>
+          <w:lang w:val="en-US"/>
+        </w:rPr>
+        <w:t>Insert a an ocx</w:t>
+      </w:r>
+    </w:p>
+    <w:p>
+      <w:pPr>
+        <w:rPr>
+          <w:lang w:val="en-US"/>
+        </w:rPr>
+      </w:pPr>
+      <w:r>
+        <w:rPr>
+          <w:lang w:val="en-US"/>
+        </w:rPr>
+        <w:t>Insert a spin buttons (ActiveX)</w:t>
+      </w:r>
+    </w:p>
+    <w:p>
+      <w:pPr>
+        <w:rPr>
+          <w:lang w:val="en-US"/>
+        </w:rPr>
+      </w:pPr>
+      <w:r>
+        <w:rPr>
+          <w:lang w:val="en-US"/>
+        </w:rPr>
+        <w:t>Insert a combo box (ActiveX)</w:t>
+      </w:r>
+    </w:p>
+    <w:p>
+      <w:pPr>
+        <w:rPr>
+          <w:lang w:val="en-US"/>
+        </w:rPr>
+      </w:pPr>
+      <w:r>
+        <w:rPr>
+          <w:lang w:val="en-US"/>
+        </w:rPr>
+        <w:t>Insert a time (ActiveX)</w:t>
+      </w:r>
+    </w:p>
+    <w:p>
+      <w:pPr>
+        <w:rPr>
+          <w:lang w:val="en-US"/>
+        </w:rPr>
+      </w:pPr>
+      <w:r>
+        <w:rPr>
+          <w:lang w:val="en-US"/>
+        </w:rPr>
         <w:lastRenderedPageBreak/>
-        <w:t>Insert a toggle box</w:t>
-      </w:r>
-    </w:p>
-    <w:p>
-      <w:pPr>
-        <w:rPr>
-          <w:lang w:val="en-US"/>
-        </w:rPr>
-      </w:pPr>
-      <w:r>
-        <w:rPr>
-          <w:lang w:val="en-US"/>
-        </w:rPr>
-        <w:t xml:space="preserve">A small box that represents a logical value, sometimes called a check box. Only values of type LOGICAL, with or without extents, </w:t>
-      </w:r>
-      <w:r>
-        <w:rPr>
-          <w:lang w:val="en-US"/>
-        </w:rPr>
-        <w:t>can be viewd as toggle boxes. The presence (true) or absence (false)</w:t>
-      </w:r>
-      <w:r>
-        <w:rPr>
-          <w:lang w:val="en-US"/>
-        </w:rPr>
-        <w:t xml:space="preserve"> of filling in the toggle box indicates the current value.</w:t>
-      </w:r>
-    </w:p>
-    <w:p>
-      <w:pPr>
-        <w:rPr>
-          <w:lang w:val="en-US"/>
-        </w:rPr>
-      </w:pPr>
-      <w:r>
-        <w:rPr>
-          <w:lang w:val="en-US"/>
-        </w:rPr>
-        <w:t>Insert a slider</w:t>
-      </w:r>
-    </w:p>
-    <w:p>
-      <w:pPr>
-        <w:rPr>
-          <w:lang w:val="en-US"/>
-        </w:rPr>
-      </w:pPr>
-      <w:r>
-        <w:rPr>
-          <w:lang w:val="en-US"/>
-        </w:rPr>
-        <w:t>Insert a button</w:t>
-      </w:r>
-    </w:p>
-    <w:p>
-      <w:pPr>
-        <w:rPr>
-          <w:lang w:val="en-US"/>
-        </w:rPr>
-      </w:pPr>
-      <w:r>
-        <w:rPr>
-          <w:lang w:val="en-US"/>
-        </w:rPr>
-        <w:t>Insert a selection list</w:t>
-      </w:r>
-    </w:p>
-    <w:p>
-      <w:pPr>
-        <w:rPr>
-          <w:lang w:val="en-US"/>
-        </w:rPr>
-      </w:pPr>
-      <w:r>
-        <w:rPr>
-          <w:lang w:val="en-US"/>
-        </w:rPr>
-        <w:t xml:space="preserve">Insert an editor </w:t>
-      </w:r>
-    </w:p>
-    <w:p>
-      <w:pPr>
-        <w:rPr>
-          <w:lang w:val="en-US"/>
-        </w:rPr>
-      </w:pPr>
-      <w:r>
-        <w:rPr>
-          <w:lang w:val="en-US"/>
-        </w:rPr>
-        <w:t>Insert a combo box</w:t>
-      </w:r>
-    </w:p>
-    <w:p>
-      <w:pPr>
-        <w:rPr>
-          <w:lang w:val="en-US"/>
-        </w:rPr>
-      </w:pPr>
-      <w:r>
-        <w:rPr>
-          <w:lang w:val="en-US"/>
-        </w:rPr>
-        <w:t xml:space="preserve">Insert a </w:t>
-      </w:r>
-      <w:r>
-        <w:rPr>
-          <w:lang w:val="en-US"/>
-        </w:rPr>
-        <w:t>fill-in</w:t>
-      </w:r>
-    </w:p>
-    <w:p>
-      <w:pPr>
-        <w:rPr>
-          <w:lang w:val="en-US"/>
-        </w:rPr>
-      </w:pPr>
-      <w:r>
-        <w:rPr>
-          <w:lang w:val="en-US"/>
-        </w:rPr>
-        <w:t>Insert a text object</w:t>
-      </w:r>
-    </w:p>
-    <w:p>
-      <w:pPr>
-        <w:rPr>
-          <w:lang w:val="en-US"/>
-        </w:rPr>
-      </w:pPr>
-      <w:r>
-        <w:rPr>
-          <w:lang w:val="en-US"/>
-        </w:rPr>
-        <w:t xml:space="preserve">Insert a an </w:t>
-      </w:r>
-      <w:proofErr w:type="spellStart"/>
-      <w:r>
-        <w:rPr>
-          <w:lang w:val="en-US"/>
-        </w:rPr>
-        <w:t>ocx</w:t>
-      </w:r>
-      <w:proofErr w:type="spellEnd"/>
-    </w:p>
-    <w:p>
-      <w:pPr>
-        <w:rPr>
-          <w:lang w:val="en-US"/>
-        </w:rPr>
-      </w:pPr>
-      <w:r>
-        <w:rPr>
-          <w:lang w:val="en-US"/>
-        </w:rPr>
-        <w:t>Insert a spin buttons (ActiveX)</w:t>
-      </w:r>
-    </w:p>
-    <w:p>
-      <w:pPr>
-        <w:rPr>
-          <w:lang w:val="en-US"/>
-        </w:rPr>
-      </w:pPr>
-      <w:r>
-        <w:rPr>
-          <w:lang w:val="en-US"/>
-        </w:rPr>
-        <w:t>Insert a combo box (ActiveX)</w:t>
-      </w:r>
-    </w:p>
-    <w:p>
-      <w:pPr>
-        <w:rPr>
-          <w:lang w:val="en-US"/>
-        </w:rPr>
-      </w:pPr>
-      <w:r>
-        <w:rPr>
-          <w:lang w:val="en-US"/>
-        </w:rPr>
-        <w:t>Insert a time (ActiveX)</w:t>
-      </w:r>
-    </w:p>
-    <w:p>
-      <w:pPr>
-        <w:rPr>
-          <w:lang w:val="en-US"/>
-        </w:rPr>
-      </w:pPr>
-      <w:r>
-        <w:rPr>
-          <w:lang w:val="en-US"/>
-        </w:rPr>
         <w:t>Insert a SmartDataObject instance or create a SmartDataObject master</w:t>
       </w:r>
     </w:p>
@@ -4174,301 +3875,137 @@
         <w:rPr>
           <w:lang w:val="en-US"/>
         </w:rPr>
-        <w:t xml:space="preserve">Insert a </w:t>
-      </w:r>
-      <w:proofErr w:type="spellStart"/>
-      <w:r>
-        <w:rPr>
-          <w:lang w:val="en-US"/>
-        </w:rPr>
-        <w:t>SnartFolder</w:t>
-      </w:r>
-      <w:proofErr w:type="spellEnd"/>
-      <w:r>
-        <w:rPr>
-          <w:lang w:val="en-US"/>
-        </w:rPr>
-        <w:t xml:space="preserve"> instance</w:t>
-      </w:r>
-    </w:p>
-    <w:p>
-      <w:pPr>
-        <w:rPr>
-          <w:lang w:val="en-US"/>
-        </w:rPr>
-      </w:pPr>
-      <w:r>
-        <w:rPr>
-          <w:lang w:val="en-US"/>
-        </w:rPr>
-        <w:t xml:space="preserve">Insert a </w:t>
-      </w:r>
-      <w:proofErr w:type="spellStart"/>
-      <w:r>
-        <w:rPr>
-          <w:lang w:val="en-US"/>
-        </w:rPr>
-        <w:t>SmartPanel</w:t>
-      </w:r>
-      <w:proofErr w:type="spellEnd"/>
-      <w:r>
-        <w:rPr>
-          <w:lang w:val="en-US"/>
-        </w:rPr>
-        <w:t xml:space="preserve"> instance </w:t>
-      </w:r>
-    </w:p>
-    <w:p>
-      <w:pPr>
-        <w:rPr>
-          <w:lang w:val="en-US"/>
-        </w:rPr>
-      </w:pPr>
-      <w:r>
-        <w:rPr>
-          <w:lang w:val="en-US"/>
-        </w:rPr>
-        <w:t xml:space="preserve">Insert a </w:t>
-      </w:r>
-      <w:proofErr w:type="spellStart"/>
-      <w:r>
-        <w:rPr>
-          <w:lang w:val="en-US"/>
-        </w:rPr>
-        <w:t>SmartDataBrowser</w:t>
-      </w:r>
-      <w:proofErr w:type="spellEnd"/>
-      <w:r>
-        <w:rPr>
-          <w:lang w:val="en-US"/>
-        </w:rPr>
-        <w:t xml:space="preserve"> instance or create a </w:t>
-      </w:r>
-      <w:proofErr w:type="spellStart"/>
-      <w:r>
-        <w:rPr>
-          <w:lang w:val="en-US"/>
-        </w:rPr>
-        <w:t>SmartDataBrowser</w:t>
-      </w:r>
-      <w:proofErr w:type="spellEnd"/>
-      <w:r>
-        <w:rPr>
-          <w:lang w:val="en-US"/>
-        </w:rPr>
-        <w:t xml:space="preserve"> master</w:t>
-      </w:r>
-    </w:p>
-    <w:p>
-      <w:pPr>
-        <w:rPr>
-          <w:lang w:val="en-US"/>
-        </w:rPr>
-      </w:pPr>
-      <w:r>
-        <w:rPr>
-          <w:lang w:val="en-US"/>
-        </w:rPr>
-        <w:t xml:space="preserve">Insert a </w:t>
-      </w:r>
-      <w:proofErr w:type="spellStart"/>
-      <w:r>
-        <w:rPr>
-          <w:lang w:val="en-US"/>
-        </w:rPr>
-        <w:t>SmarDataViewer</w:t>
-      </w:r>
-      <w:proofErr w:type="spellEnd"/>
-      <w:r>
-        <w:rPr>
-          <w:lang w:val="en-US"/>
-        </w:rPr>
-        <w:t xml:space="preserve"> instance or create a </w:t>
-      </w:r>
-      <w:proofErr w:type="spellStart"/>
-      <w:r>
-        <w:rPr>
-          <w:lang w:val="en-US"/>
-        </w:rPr>
-        <w:t>SmartDataViewer</w:t>
-      </w:r>
-      <w:proofErr w:type="spellEnd"/>
-      <w:r>
-        <w:rPr>
-          <w:lang w:val="en-US"/>
-        </w:rPr>
-        <w:t xml:space="preserve"> master</w:t>
-      </w:r>
-    </w:p>
-    <w:p>
-      <w:pPr>
-        <w:rPr>
-          <w:lang w:val="en-US"/>
-        </w:rPr>
-      </w:pPr>
-      <w:r>
-        <w:rPr>
-          <w:lang w:val="en-US"/>
-        </w:rPr>
-        <w:t xml:space="preserve">Insert a </w:t>
-      </w:r>
-      <w:proofErr w:type="spellStart"/>
-      <w:r>
-        <w:rPr>
-          <w:lang w:val="en-US"/>
-        </w:rPr>
-        <w:t>SmartDataField</w:t>
-      </w:r>
-      <w:proofErr w:type="spellEnd"/>
-    </w:p>
-    <w:p>
-      <w:pPr>
-        <w:rPr>
-          <w:lang w:val="en-US"/>
-        </w:rPr>
-      </w:pPr>
-      <w:r>
-        <w:rPr>
-          <w:lang w:val="en-US"/>
-        </w:rPr>
-        <w:t xml:space="preserve">Insert a </w:t>
-      </w:r>
-      <w:proofErr w:type="spellStart"/>
-      <w:r>
-        <w:rPr>
-          <w:lang w:val="en-US"/>
-        </w:rPr>
-        <w:t>SmartFilter</w:t>
-      </w:r>
-      <w:proofErr w:type="spellEnd"/>
-    </w:p>
-    <w:p>
-      <w:pPr>
-        <w:rPr>
-          <w:lang w:val="en-US"/>
-        </w:rPr>
-      </w:pPr>
-      <w:r>
-        <w:rPr>
-          <w:lang w:val="en-US"/>
-        </w:rPr>
-        <w:t xml:space="preserve">Insert a </w:t>
-      </w:r>
-      <w:proofErr w:type="spellStart"/>
-      <w:r>
-        <w:rPr>
-          <w:lang w:val="en-US"/>
-        </w:rPr>
-        <w:t>SmartToolbar</w:t>
-      </w:r>
-      <w:proofErr w:type="spellEnd"/>
-    </w:p>
-    <w:p>
-      <w:pPr>
-        <w:rPr>
-          <w:lang w:val="en-US"/>
-        </w:rPr>
-      </w:pPr>
-      <w:r>
-        <w:rPr>
-          <w:lang w:val="en-US"/>
-        </w:rPr>
-        <w:t xml:space="preserve">Insert a </w:t>
-      </w:r>
-      <w:proofErr w:type="spellStart"/>
-      <w:r>
-        <w:rPr>
-          <w:lang w:val="en-US"/>
-        </w:rPr>
-        <w:t>SmartContainer</w:t>
-      </w:r>
-      <w:proofErr w:type="spellEnd"/>
-      <w:r>
-        <w:rPr>
-          <w:lang w:val="en-US"/>
-        </w:rPr>
-        <w:t xml:space="preserve"> instance </w:t>
-      </w:r>
-    </w:p>
-    <w:p>
-      <w:pPr>
-        <w:rPr>
-          <w:lang w:val="en-US"/>
-        </w:rPr>
-      </w:pPr>
-      <w:r>
-        <w:rPr>
-          <w:lang w:val="en-US"/>
-        </w:rPr>
-        <w:t xml:space="preserve">Create a </w:t>
-      </w:r>
-      <w:proofErr w:type="spellStart"/>
-      <w:r>
-        <w:rPr>
-          <w:lang w:val="en-US"/>
-        </w:rPr>
-        <w:t>SmartBusinessObject</w:t>
-      </w:r>
-      <w:proofErr w:type="spellEnd"/>
-      <w:r>
-        <w:rPr>
-          <w:lang w:val="en-US"/>
-        </w:rPr>
-        <w:t xml:space="preserve"> master or insert an instance </w:t>
-      </w:r>
-    </w:p>
-    <w:p>
-      <w:pPr>
-        <w:rPr>
-          <w:lang w:val="en-US"/>
-        </w:rPr>
-      </w:pPr>
-      <w:r>
-        <w:rPr>
-          <w:lang w:val="en-US"/>
-        </w:rPr>
-        <w:t xml:space="preserve">Insert a </w:t>
-      </w:r>
-      <w:proofErr w:type="spellStart"/>
-      <w:r>
-        <w:rPr>
-          <w:lang w:val="en-US"/>
-        </w:rPr>
-        <w:t>SmartConsumer</w:t>
-      </w:r>
-      <w:proofErr w:type="spellEnd"/>
-      <w:r>
-        <w:rPr>
-          <w:lang w:val="en-US"/>
-        </w:rPr>
-        <w:t xml:space="preserve"> object instance </w:t>
-      </w:r>
-    </w:p>
-    <w:p>
-      <w:pPr>
-        <w:rPr>
-          <w:lang w:val="en-US"/>
-        </w:rPr>
-      </w:pPr>
-      <w:r>
-        <w:rPr>
-          <w:lang w:val="en-US"/>
-        </w:rPr>
-        <w:t xml:space="preserve">Insert a </w:t>
-      </w:r>
-      <w:proofErr w:type="spellStart"/>
-      <w:r>
-        <w:rPr>
-          <w:lang w:val="en-US"/>
-        </w:rPr>
-        <w:t>SmartRouter</w:t>
-      </w:r>
-      <w:proofErr w:type="spellEnd"/>
-      <w:r>
-        <w:rPr>
-          <w:lang w:val="en-US"/>
-        </w:rPr>
-        <w:t xml:space="preserve"> object instance</w:t>
+        <w:t>Insert a SnartFolder instance</w:t>
+      </w:r>
+    </w:p>
+    <w:p>
+      <w:pPr>
+        <w:rPr>
+          <w:lang w:val="en-US"/>
+        </w:rPr>
+      </w:pPr>
+      <w:r>
+        <w:rPr>
+          <w:lang w:val="en-US"/>
+        </w:rPr>
+        <w:t xml:space="preserve">Insert a SmartPanel instance </w:t>
+      </w:r>
+    </w:p>
+    <w:p>
+      <w:pPr>
+        <w:rPr>
+          <w:lang w:val="en-US"/>
+        </w:rPr>
+      </w:pPr>
+      <w:r>
+        <w:rPr>
+          <w:lang w:val="en-US"/>
+        </w:rPr>
+        <w:t>Insert a SmartDataBrowser instance or create a SmartDataBrowser master</w:t>
+      </w:r>
+    </w:p>
+    <w:p>
+      <w:pPr>
+        <w:rPr>
+          <w:lang w:val="en-US"/>
+        </w:rPr>
+      </w:pPr>
+      <w:r>
+        <w:rPr>
+          <w:lang w:val="en-US"/>
+        </w:rPr>
+        <w:t>Insert a SmarDataViewer instance or create a SmartDataViewer master</w:t>
+      </w:r>
+    </w:p>
+    <w:p>
+      <w:pPr>
+        <w:rPr>
+          <w:lang w:val="en-US"/>
+        </w:rPr>
+      </w:pPr>
+      <w:r>
+        <w:rPr>
+          <w:lang w:val="en-US"/>
+        </w:rPr>
+        <w:t>Insert a SmartDataField</w:t>
+      </w:r>
+    </w:p>
+    <w:p>
+      <w:pPr>
+        <w:rPr>
+          <w:lang w:val="en-US"/>
+        </w:rPr>
+      </w:pPr>
+      <w:r>
+        <w:rPr>
+          <w:lang w:val="en-US"/>
+        </w:rPr>
+        <w:t>Insert a SmartFilter</w:t>
+      </w:r>
+    </w:p>
+    <w:p>
+      <w:pPr>
+        <w:rPr>
+          <w:lang w:val="en-US"/>
+        </w:rPr>
+      </w:pPr>
+      <w:r>
+        <w:rPr>
+          <w:lang w:val="en-US"/>
+        </w:rPr>
+        <w:t>Insert a SmartToolbar</w:t>
+      </w:r>
+    </w:p>
+    <w:p>
+      <w:pPr>
+        <w:rPr>
+          <w:lang w:val="en-US"/>
+        </w:rPr>
+      </w:pPr>
+      <w:r>
+        <w:rPr>
+          <w:lang w:val="en-US"/>
+        </w:rPr>
+        <w:t xml:space="preserve">Insert a SmartContainer instance </w:t>
+      </w:r>
+    </w:p>
+    <w:p>
+      <w:pPr>
+        <w:rPr>
+          <w:lang w:val="en-US"/>
+        </w:rPr>
+      </w:pPr>
+      <w:r>
+        <w:rPr>
+          <w:lang w:val="en-US"/>
+        </w:rPr>
+        <w:t xml:space="preserve">Create a SmartBusinessObject master or insert an instance </w:t>
+      </w:r>
+    </w:p>
+    <w:p>
+      <w:pPr>
+        <w:rPr>
+          <w:lang w:val="en-US"/>
+        </w:rPr>
+      </w:pPr>
+      <w:r>
+        <w:rPr>
+          <w:lang w:val="en-US"/>
+        </w:rPr>
+        <w:t xml:space="preserve">Insert a SmartConsumer object instance </w:t>
+      </w:r>
+    </w:p>
+    <w:p>
+      <w:pPr>
+        <w:rPr>
+          <w:lang w:val="en-US"/>
+        </w:rPr>
+      </w:pPr>
+      <w:r>
+        <w:rPr>
+          <w:lang w:val="en-US"/>
+        </w:rPr>
+        <w:t>Insert a SmartRouter object instance</w:t>
       </w:r>
     </w:p>
     <w:p>
@@ -4494,21 +4031,7 @@
         <w:rPr>
           <w:lang w:val="en-US"/>
         </w:rPr>
-        <w:t xml:space="preserve">Insert a </w:t>
-      </w:r>
-      <w:proofErr w:type="spellStart"/>
-      <w:r>
-        <w:rPr>
-          <w:lang w:val="en-US"/>
-        </w:rPr>
-        <w:t>SmartSender</w:t>
-      </w:r>
-      <w:proofErr w:type="spellEnd"/>
-      <w:r>
-        <w:rPr>
-          <w:lang w:val="en-US"/>
-        </w:rPr>
-        <w:t xml:space="preserve"> object instance</w:t>
+        <w:t>Insert a SmartSender object instance</w:t>
       </w:r>
     </w:p>
     <w:p>
